--- a/techfin-controller/src/main/resources/templates/sxd/report-template.docx
+++ b/techfin-controller/src/main/resources/templates/sxd/report-template.docx
@@ -48,9 +48,9 @@
         <w:tblLook w:val="04A0" w:firstRow="1" w:lastRow="0" w:firstColumn="1" w:lastColumn="0" w:noHBand="0" w:noVBand="1"/>
       </w:tblPr>
       <w:tblGrid>
-        <w:gridCol w:w="2840"/>
-        <w:gridCol w:w="2841"/>
-        <w:gridCol w:w="2841"/>
+        <w:gridCol w:w="2916"/>
+        <w:gridCol w:w="2809"/>
+        <w:gridCol w:w="2797"/>
       </w:tblGrid>
       <w:tr>
         <w:tc>
@@ -60,37 +60,21 @@
           <w:p>
             <w:pPr>
               <w:rPr>
-                <w:rFonts w:hint="eastAsia"/>
+                <w:rFonts w:ascii="华文仿宋" w:eastAsia="华文仿宋" w:hAnsi="华文仿宋" w:hint="eastAsia"/>
               </w:rPr>
             </w:pPr>
             <w:r>
               <w:rPr>
-                <w:rFonts w:ascii="微软雅黑" w:eastAsia="微软雅黑" w:hAnsi="微软雅黑" w:cs="微软雅黑"/>
+                <w:rFonts w:ascii="华文仿宋" w:eastAsia="华文仿宋" w:hAnsi="华文仿宋" w:cs="微软雅黑"/>
                 <w:sz w:val="20"/>
               </w:rPr>
-              <w:t>{{</w:t>
-            </w:r>
-            <w:proofErr w:type="spellStart"/>
-            <w:r>
-              <w:rPr>
-                <w:rFonts w:ascii="微软雅黑" w:eastAsia="微软雅黑" w:hAnsi="微软雅黑" w:cs="微软雅黑"/>
-                <w:sz w:val="20"/>
-              </w:rPr>
-              <w:t>cst_nm</w:t>
-            </w:r>
-            <w:proofErr w:type="spellEnd"/>
-            <w:r>
-              <w:rPr>
-                <w:rFonts w:ascii="微软雅黑" w:eastAsia="微软雅黑" w:hAnsi="微软雅黑" w:cs="微软雅黑"/>
-                <w:sz w:val="20"/>
-              </w:rPr>
-              <w:t>}}</w:t>
+              <w:t>{{cst_nm}}</w:t>
             </w:r>
           </w:p>
           <w:p>
             <w:pPr>
               <w:rPr>
-                <w:rFonts w:hint="eastAsia"/>
+                <w:rFonts w:ascii="华文仿宋" w:eastAsia="华文仿宋" w:hAnsi="华文仿宋" w:hint="eastAsia"/>
               </w:rPr>
             </w:pPr>
           </w:p>
@@ -102,37 +86,21 @@
           <w:p>
             <w:pPr>
               <w:rPr>
-                <w:rFonts w:hint="eastAsia"/>
+                <w:rFonts w:ascii="华文仿宋" w:eastAsia="华文仿宋" w:hAnsi="华文仿宋" w:hint="eastAsia"/>
               </w:rPr>
             </w:pPr>
             <w:r>
               <w:rPr>
-                <w:rFonts w:ascii="微软雅黑" w:eastAsia="微软雅黑" w:hAnsi="微软雅黑" w:cs="微软雅黑"/>
+                <w:rFonts w:ascii="华文仿宋" w:eastAsia="华文仿宋" w:hAnsi="华文仿宋" w:cs="微软雅黑"/>
                 <w:sz w:val="20"/>
               </w:rPr>
-              <w:t>{{</w:t>
-            </w:r>
-            <w:proofErr w:type="spellStart"/>
-            <w:r>
-              <w:rPr>
-                <w:rFonts w:ascii="微软雅黑" w:eastAsia="微软雅黑" w:hAnsi="微软雅黑" w:cs="微软雅黑"/>
-                <w:sz w:val="20"/>
-              </w:rPr>
-              <w:t>credit_code</w:t>
-            </w:r>
-            <w:proofErr w:type="spellEnd"/>
-            <w:r>
-              <w:rPr>
-                <w:rFonts w:ascii="微软雅黑" w:eastAsia="微软雅黑" w:hAnsi="微软雅黑" w:cs="微软雅黑"/>
-                <w:sz w:val="20"/>
-              </w:rPr>
-              <w:t>}}</w:t>
+              <w:t>{{credit_code}}</w:t>
             </w:r>
           </w:p>
           <w:p>
             <w:pPr>
               <w:rPr>
-                <w:rFonts w:hint="eastAsia"/>
+                <w:rFonts w:ascii="华文仿宋" w:eastAsia="华文仿宋" w:hAnsi="华文仿宋" w:hint="eastAsia"/>
               </w:rPr>
             </w:pPr>
           </w:p>
@@ -144,37 +112,21 @@
           <w:p>
             <w:pPr>
               <w:rPr>
-                <w:rFonts w:hint="eastAsia"/>
+                <w:rFonts w:ascii="华文仿宋" w:eastAsia="华文仿宋" w:hAnsi="华文仿宋" w:hint="eastAsia"/>
               </w:rPr>
             </w:pPr>
             <w:r>
               <w:rPr>
-                <w:rFonts w:ascii="微软雅黑" w:eastAsia="微软雅黑" w:hAnsi="微软雅黑" w:cs="微软雅黑"/>
+                <w:rFonts w:ascii="华文仿宋" w:eastAsia="华文仿宋" w:hAnsi="华文仿宋" w:cs="微软雅黑"/>
                 <w:sz w:val="20"/>
               </w:rPr>
-              <w:t>{{</w:t>
-            </w:r>
-            <w:proofErr w:type="spellStart"/>
-            <w:r>
-              <w:rPr>
-                <w:rFonts w:ascii="微软雅黑" w:eastAsia="微软雅黑" w:hAnsi="微软雅黑" w:cs="微软雅黑"/>
-                <w:sz w:val="20"/>
-              </w:rPr>
-              <w:t>fd_dt</w:t>
-            </w:r>
-            <w:proofErr w:type="spellEnd"/>
-            <w:r>
-              <w:rPr>
-                <w:rFonts w:ascii="微软雅黑" w:eastAsia="微软雅黑" w:hAnsi="微软雅黑" w:cs="微软雅黑"/>
-                <w:sz w:val="20"/>
-              </w:rPr>
-              <w:t>}}</w:t>
+              <w:t>{{fd_dt}}</w:t>
             </w:r>
           </w:p>
           <w:p>
             <w:pPr>
               <w:rPr>
-                <w:rFonts w:hint="eastAsia"/>
+                <w:rFonts w:ascii="华文仿宋" w:eastAsia="华文仿宋" w:hAnsi="华文仿宋" w:hint="eastAsia"/>
               </w:rPr>
             </w:pPr>
           </w:p>
@@ -188,37 +140,24 @@
           <w:p>
             <w:pPr>
               <w:rPr>
-                <w:rFonts w:hint="eastAsia"/>
+                <w:rFonts w:ascii="楷体" w:eastAsia="楷体" w:hAnsi="楷体" w:hint="eastAsia"/>
+                <w:sz w:val="36"/>
+                <w:szCs w:val="36"/>
               </w:rPr>
             </w:pPr>
             <w:r>
               <w:rPr>
-                <w:rFonts w:ascii="微软雅黑" w:eastAsia="微软雅黑" w:hAnsi="微软雅黑" w:cs="微软雅黑"/>
-                <w:sz w:val="20"/>
+                <w:rFonts w:ascii="楷体" w:eastAsia="楷体" w:hAnsi="楷体" w:cs="微软雅黑"/>
+                <w:sz w:val="36"/>
+                <w:szCs w:val="36"/>
               </w:rPr>
-              <w:t>{{</w:t>
-            </w:r>
-            <w:proofErr w:type="spellStart"/>
-            <w:r>
-              <w:rPr>
-                <w:rFonts w:ascii="微软雅黑" w:eastAsia="微软雅黑" w:hAnsi="微软雅黑" w:cs="微软雅黑"/>
-                <w:sz w:val="20"/>
-              </w:rPr>
-              <w:t>lgl_rprs_nm</w:t>
-            </w:r>
-            <w:proofErr w:type="spellEnd"/>
-            <w:r>
-              <w:rPr>
-                <w:rFonts w:ascii="微软雅黑" w:eastAsia="微软雅黑" w:hAnsi="微软雅黑" w:cs="微软雅黑"/>
-                <w:sz w:val="20"/>
-              </w:rPr>
-              <w:t>}}</w:t>
+              <w:t>{{lgl_rprs_nm}}</w:t>
             </w:r>
           </w:p>
           <w:p>
             <w:pPr>
               <w:rPr>
-                <w:rFonts w:hint="eastAsia"/>
+                <w:rFonts w:ascii="华文仿宋" w:eastAsia="华文仿宋" w:hAnsi="华文仿宋" w:hint="eastAsia"/>
               </w:rPr>
             </w:pPr>
           </w:p>
@@ -230,7 +169,7 @@
           <w:p>
             <w:pPr>
               <w:rPr>
-                <w:rFonts w:hint="eastAsia"/>
+                <w:rFonts w:ascii="华文仿宋" w:eastAsia="华文仿宋" w:hAnsi="华文仿宋" w:hint="eastAsia"/>
               </w:rPr>
             </w:pPr>
           </w:p>
@@ -242,7 +181,7 @@
           <w:p>
             <w:pPr>
               <w:rPr>
-                <w:rFonts w:hint="eastAsia"/>
+                <w:rFonts w:ascii="华文仿宋" w:eastAsia="华文仿宋" w:hAnsi="华文仿宋" w:hint="eastAsia"/>
               </w:rPr>
             </w:pPr>
           </w:p>
@@ -256,7 +195,7 @@
           <w:p>
             <w:pPr>
               <w:rPr>
-                <w:rFonts w:hint="eastAsia"/>
+                <w:rFonts w:ascii="华文仿宋" w:eastAsia="华文仿宋" w:hAnsi="华文仿宋" w:hint="eastAsia"/>
               </w:rPr>
             </w:pPr>
           </w:p>
@@ -268,7 +207,7 @@
           <w:p>
             <w:pPr>
               <w:rPr>
-                <w:rFonts w:hint="eastAsia"/>
+                <w:rFonts w:ascii="华文仿宋" w:eastAsia="华文仿宋" w:hAnsi="华文仿宋" w:hint="eastAsia"/>
               </w:rPr>
             </w:pPr>
           </w:p>
@@ -280,7 +219,7 @@
           <w:p>
             <w:pPr>
               <w:rPr>
-                <w:rFonts w:hint="eastAsia"/>
+                <w:rFonts w:ascii="华文仿宋" w:eastAsia="华文仿宋" w:hAnsi="华文仿宋" w:hint="eastAsia"/>
               </w:rPr>
             </w:pPr>
           </w:p>
@@ -305,353 +244,183 @@
           <w:rFonts w:ascii="微软雅黑" w:eastAsia="微软雅黑" w:hAnsi="微软雅黑" w:cs="微软雅黑"/>
           <w:sz w:val="20"/>
         </w:rPr>
-        <w:t>{{</w:t>
-      </w:r>
-      <w:proofErr w:type="spellStart"/>
-      <w:r>
-        <w:rPr>
-          <w:rFonts w:ascii="微软雅黑" w:eastAsia="微软雅黑" w:hAnsi="微软雅黑" w:cs="微软雅黑"/>
-          <w:sz w:val="20"/>
-        </w:rPr>
-        <w:t>cst_nm</w:t>
-      </w:r>
-      <w:proofErr w:type="spellEnd"/>
-      <w:r>
-        <w:rPr>
-          <w:rFonts w:ascii="微软雅黑" w:eastAsia="微软雅黑" w:hAnsi="微软雅黑" w:cs="微软雅黑"/>
-          <w:sz w:val="20"/>
-        </w:rPr>
-        <w:t>}}</w:t>
-      </w:r>
-    </w:p>
-    <w:p>
-      <w:pPr>
-        <w:rPr>
-          <w:rFonts w:hint="eastAsia"/>
-        </w:rPr>
-      </w:pPr>
-      <w:r>
-        <w:rPr>
-          <w:rFonts w:ascii="微软雅黑" w:eastAsia="微软雅黑" w:hAnsi="微软雅黑" w:cs="微软雅黑"/>
-          <w:sz w:val="20"/>
-        </w:rPr>
-        <w:t>{{</w:t>
-      </w:r>
-      <w:proofErr w:type="spellStart"/>
-      <w:r>
-        <w:rPr>
-          <w:rFonts w:ascii="微软雅黑" w:eastAsia="微软雅黑" w:hAnsi="微软雅黑" w:cs="微软雅黑"/>
-          <w:sz w:val="20"/>
-        </w:rPr>
-        <w:t>credit_code</w:t>
-      </w:r>
-      <w:proofErr w:type="spellEnd"/>
-      <w:r>
-        <w:rPr>
-          <w:rFonts w:ascii="微软雅黑" w:eastAsia="微软雅黑" w:hAnsi="微软雅黑" w:cs="微软雅黑"/>
-          <w:sz w:val="20"/>
-        </w:rPr>
-        <w:t>}}</w:t>
-      </w:r>
-    </w:p>
-    <w:p>
-      <w:pPr>
-        <w:rPr>
-          <w:rFonts w:hint="eastAsia"/>
-        </w:rPr>
-      </w:pPr>
-      <w:r>
-        <w:rPr>
-          <w:rFonts w:ascii="微软雅黑" w:eastAsia="微软雅黑" w:hAnsi="微软雅黑" w:cs="微软雅黑"/>
-          <w:sz w:val="20"/>
-        </w:rPr>
-        <w:t>{{</w:t>
-      </w:r>
-      <w:proofErr w:type="spellStart"/>
-      <w:r>
-        <w:rPr>
-          <w:rFonts w:ascii="微软雅黑" w:eastAsia="微软雅黑" w:hAnsi="微软雅黑" w:cs="微软雅黑"/>
-          <w:sz w:val="20"/>
-        </w:rPr>
-        <w:t>fd_dt</w:t>
-      </w:r>
-      <w:proofErr w:type="spellEnd"/>
-      <w:r>
-        <w:rPr>
-          <w:rFonts w:ascii="微软雅黑" w:eastAsia="微软雅黑" w:hAnsi="微软雅黑" w:cs="微软雅黑"/>
-          <w:sz w:val="20"/>
-        </w:rPr>
-        <w:t>}}</w:t>
-      </w:r>
-    </w:p>
-    <w:p>
-      <w:pPr>
-        <w:rPr>
-          <w:rFonts w:hint="eastAsia"/>
-        </w:rPr>
-      </w:pPr>
-      <w:r>
-        <w:rPr>
-          <w:rFonts w:ascii="微软雅黑" w:eastAsia="微软雅黑" w:hAnsi="微软雅黑" w:cs="微软雅黑"/>
-          <w:sz w:val="20"/>
-        </w:rPr>
-        <w:t>{{</w:t>
-      </w:r>
-      <w:proofErr w:type="spellStart"/>
-      <w:r>
-        <w:rPr>
-          <w:rFonts w:ascii="微软雅黑" w:eastAsia="微软雅黑" w:hAnsi="微软雅黑" w:cs="微软雅黑"/>
-          <w:sz w:val="20"/>
-        </w:rPr>
-        <w:t>lgl_rprs_nm</w:t>
-      </w:r>
-      <w:proofErr w:type="spellEnd"/>
-      <w:r>
-        <w:rPr>
-          <w:rFonts w:ascii="微软雅黑" w:eastAsia="微软雅黑" w:hAnsi="微软雅黑" w:cs="微软雅黑"/>
-          <w:sz w:val="20"/>
-        </w:rPr>
-        <w:t>}}</w:t>
-      </w:r>
-    </w:p>
-    <w:p>
-      <w:pPr>
-        <w:rPr>
-          <w:rFonts w:hint="eastAsia"/>
-        </w:rPr>
-      </w:pPr>
-      <w:r>
-        <w:rPr>
-          <w:rFonts w:ascii="微软雅黑" w:eastAsia="微软雅黑" w:hAnsi="微软雅黑" w:cs="微软雅黑"/>
-          <w:sz w:val="20"/>
-        </w:rPr>
-        <w:t>{{</w:t>
-      </w:r>
-      <w:proofErr w:type="spellStart"/>
-      <w:r>
-        <w:rPr>
-          <w:rFonts w:ascii="微软雅黑" w:eastAsia="微软雅黑" w:hAnsi="微软雅黑" w:cs="微软雅黑"/>
-          <w:sz w:val="20"/>
-        </w:rPr>
-        <w:t>act_cntlr_nm</w:t>
-      </w:r>
-      <w:proofErr w:type="spellEnd"/>
-      <w:r>
-        <w:rPr>
-          <w:rFonts w:ascii="微软雅黑" w:eastAsia="微软雅黑" w:hAnsi="微软雅黑" w:cs="微软雅黑"/>
-          <w:sz w:val="20"/>
-        </w:rPr>
-        <w:t>}}</w:t>
-      </w:r>
-    </w:p>
-    <w:p>
-      <w:pPr>
-        <w:rPr>
-          <w:rFonts w:hint="eastAsia"/>
-        </w:rPr>
-      </w:pPr>
-      <w:r>
-        <w:rPr>
-          <w:rFonts w:ascii="微软雅黑" w:eastAsia="微软雅黑" w:hAnsi="微软雅黑" w:cs="微软雅黑"/>
-          <w:sz w:val="20"/>
-        </w:rPr>
-        <w:t>{{</w:t>
-      </w:r>
-      <w:proofErr w:type="spellStart"/>
-      <w:r>
-        <w:rPr>
-          <w:rFonts w:ascii="微软雅黑" w:eastAsia="微软雅黑" w:hAnsi="微软雅黑" w:cs="微软雅黑"/>
-          <w:sz w:val="20"/>
-        </w:rPr>
-        <w:t>rgst_cpamt</w:t>
-      </w:r>
-      <w:proofErr w:type="spellEnd"/>
-      <w:r>
-        <w:rPr>
-          <w:rFonts w:ascii="微软雅黑" w:eastAsia="微软雅黑" w:hAnsi="微软雅黑" w:cs="微软雅黑"/>
-          <w:sz w:val="20"/>
-        </w:rPr>
-        <w:t>}}</w:t>
-      </w:r>
-    </w:p>
-    <w:p>
-      <w:pPr>
-        <w:rPr>
-          <w:rFonts w:hint="eastAsia"/>
-        </w:rPr>
-      </w:pPr>
-      <w:r>
-        <w:rPr>
-          <w:rFonts w:ascii="微软雅黑" w:eastAsia="微软雅黑" w:hAnsi="微软雅黑" w:cs="微软雅黑"/>
-          <w:sz w:val="20"/>
-        </w:rPr>
-        <w:t>{{</w:t>
-      </w:r>
-      <w:proofErr w:type="spellStart"/>
-      <w:r>
-        <w:rPr>
-          <w:rFonts w:ascii="微软雅黑" w:eastAsia="微软雅黑" w:hAnsi="微软雅黑" w:cs="微软雅黑"/>
-          <w:sz w:val="20"/>
-        </w:rPr>
-        <w:t>arcptl_cpamt</w:t>
-      </w:r>
-      <w:proofErr w:type="spellEnd"/>
-      <w:r>
-        <w:rPr>
-          <w:rFonts w:ascii="微软雅黑" w:eastAsia="微软雅黑" w:hAnsi="微软雅黑" w:cs="微软雅黑"/>
-          <w:sz w:val="20"/>
-        </w:rPr>
-        <w:t>}}</w:t>
-      </w:r>
-    </w:p>
-    <w:p>
-      <w:pPr>
-        <w:rPr>
-          <w:rFonts w:hint="eastAsia"/>
-        </w:rPr>
-      </w:pPr>
-      <w:r>
-        <w:rPr>
-          <w:rFonts w:ascii="微软雅黑" w:eastAsia="微软雅黑" w:hAnsi="微软雅黑" w:cs="微软雅黑"/>
-          <w:sz w:val="20"/>
-        </w:rPr>
-        <w:t>{{</w:t>
-      </w:r>
-      <w:proofErr w:type="spellStart"/>
-      <w:r>
-        <w:rPr>
-          <w:rFonts w:ascii="微软雅黑" w:eastAsia="微软雅黑" w:hAnsi="微软雅黑" w:cs="微软雅黑"/>
-          <w:sz w:val="20"/>
-        </w:rPr>
-        <w:t>cpct_tpcd</w:t>
-      </w:r>
-      <w:proofErr w:type="spellEnd"/>
-      <w:r>
-        <w:rPr>
-          <w:rFonts w:ascii="微软雅黑" w:eastAsia="微软雅黑" w:hAnsi="微软雅黑" w:cs="微软雅黑"/>
-          <w:sz w:val="20"/>
-        </w:rPr>
-        <w:t>}}</w:t>
-      </w:r>
-    </w:p>
-    <w:p>
-      <w:pPr>
-        <w:rPr>
-          <w:rFonts w:hint="eastAsia"/>
-        </w:rPr>
-      </w:pPr>
-      <w:r>
-        <w:rPr>
-          <w:rFonts w:ascii="微软雅黑" w:eastAsia="微软雅黑" w:hAnsi="微软雅黑" w:cs="微软雅黑"/>
-          <w:sz w:val="20"/>
-        </w:rPr>
-        <w:t>{{</w:t>
-      </w:r>
-      <w:proofErr w:type="spellStart"/>
-      <w:r>
-        <w:rPr>
-          <w:rFonts w:ascii="微软雅黑" w:eastAsia="微软雅黑" w:hAnsi="微软雅黑" w:cs="微软雅黑"/>
-          <w:sz w:val="20"/>
-        </w:rPr>
-        <w:t>entp_sz_cd</w:t>
-      </w:r>
-      <w:proofErr w:type="spellEnd"/>
-      <w:r>
-        <w:rPr>
-          <w:rFonts w:ascii="微软雅黑" w:eastAsia="微软雅黑" w:hAnsi="微软雅黑" w:cs="微软雅黑"/>
-          <w:sz w:val="20"/>
-        </w:rPr>
-        <w:t>}}</w:t>
-      </w:r>
-    </w:p>
-    <w:p>
-      <w:pPr>
-        <w:rPr>
-          <w:rFonts w:hint="eastAsia"/>
-        </w:rPr>
-      </w:pPr>
-      <w:r>
-        <w:rPr>
-          <w:rFonts w:ascii="微软雅黑" w:eastAsia="微软雅黑" w:hAnsi="微软雅黑" w:cs="微软雅黑"/>
-          <w:sz w:val="20"/>
-        </w:rPr>
-        <w:t>{{</w:t>
-      </w:r>
-      <w:proofErr w:type="spellStart"/>
-      <w:r>
-        <w:rPr>
-          <w:rFonts w:ascii="微软雅黑" w:eastAsia="微软雅黑" w:hAnsi="微软雅黑" w:cs="微软雅黑"/>
-          <w:sz w:val="20"/>
-        </w:rPr>
-        <w:t>entp_bliy</w:t>
-      </w:r>
-      <w:proofErr w:type="spellEnd"/>
-      <w:r>
-        <w:rPr>
-          <w:rFonts w:ascii="微软雅黑" w:eastAsia="微软雅黑" w:hAnsi="微软雅黑" w:cs="微软雅黑"/>
-          <w:sz w:val="20"/>
-        </w:rPr>
-        <w:t>}}</w:t>
-      </w:r>
-    </w:p>
-    <w:p>
-      <w:pPr>
-        <w:rPr>
-          <w:rFonts w:hint="eastAsia"/>
-        </w:rPr>
-      </w:pPr>
-      <w:r>
-        <w:rPr>
-          <w:rFonts w:ascii="微软雅黑" w:eastAsia="微软雅黑" w:hAnsi="微软雅黑" w:cs="微软雅黑"/>
-          <w:sz w:val="20"/>
-        </w:rPr>
-        <w:t>{{</w:t>
-      </w:r>
-      <w:proofErr w:type="spellStart"/>
-      <w:r>
-        <w:rPr>
-          <w:rFonts w:ascii="微软雅黑" w:eastAsia="微软雅黑" w:hAnsi="微软雅黑" w:cs="微软雅黑"/>
-          <w:sz w:val="20"/>
-        </w:rPr>
-        <w:t>dtl_adr</w:t>
-      </w:r>
-      <w:proofErr w:type="spellEnd"/>
-      <w:r>
-        <w:rPr>
-          <w:rFonts w:ascii="微软雅黑" w:eastAsia="微软雅黑" w:hAnsi="微软雅黑" w:cs="微软雅黑"/>
-          <w:sz w:val="20"/>
-        </w:rPr>
-        <w:t>}}</w:t>
-      </w:r>
-    </w:p>
-    <w:p>
-      <w:pPr>
-        <w:rPr>
-          <w:rFonts w:hint="eastAsia"/>
-        </w:rPr>
-      </w:pPr>
-      <w:r>
-        <w:rPr>
-          <w:rFonts w:ascii="微软雅黑" w:eastAsia="微软雅黑" w:hAnsi="微软雅黑" w:cs="微软雅黑"/>
-          <w:sz w:val="20"/>
-        </w:rPr>
-        <w:t>{{</w:t>
-      </w:r>
-      <w:proofErr w:type="spellStart"/>
-      <w:r>
-        <w:rPr>
-          <w:rFonts w:ascii="微软雅黑" w:eastAsia="微软雅黑" w:hAnsi="微软雅黑" w:cs="微软雅黑"/>
-          <w:sz w:val="20"/>
-        </w:rPr>
-        <w:t>org_oprt_scop_dsc</w:t>
-      </w:r>
-      <w:proofErr w:type="spellEnd"/>
-      <w:r>
-        <w:rPr>
-          <w:rFonts w:ascii="微软雅黑" w:eastAsia="微软雅黑" w:hAnsi="微软雅黑" w:cs="微软雅黑"/>
-          <w:sz w:val="20"/>
-        </w:rPr>
-        <w:t>}}</w:t>
+        <w:t>{{cst_nm}}</w:t>
+      </w:r>
+    </w:p>
+    <w:p>
+      <w:pPr>
+        <w:rPr>
+          <w:rFonts w:hint="eastAsia"/>
+        </w:rPr>
+      </w:pPr>
+      <w:r>
+        <w:rPr>
+          <w:rFonts w:ascii="微软雅黑" w:eastAsia="微软雅黑" w:hAnsi="微软雅黑" w:cs="微软雅黑"/>
+          <w:sz w:val="20"/>
+        </w:rPr>
+        <w:t>{{credit_code}}</w:t>
+      </w:r>
+    </w:p>
+    <w:p>
+      <w:pPr>
+        <w:rPr>
+          <w:rFonts w:hint="eastAsia"/>
+        </w:rPr>
+      </w:pPr>
+      <w:r>
+        <w:rPr>
+          <w:rFonts w:ascii="微软雅黑" w:eastAsia="微软雅黑" w:hAnsi="微软雅黑" w:cs="微软雅黑"/>
+          <w:sz w:val="20"/>
+        </w:rPr>
+        <w:t>{{fd_dt}}</w:t>
+      </w:r>
+    </w:p>
+    <w:p>
+      <w:pPr>
+        <w:rPr>
+          <w:rFonts w:hint="eastAsia"/>
+        </w:rPr>
+      </w:pPr>
+      <w:r>
+        <w:rPr>
+          <w:rFonts w:ascii="微软雅黑" w:eastAsia="微软雅黑" w:hAnsi="微软雅黑" w:cs="微软雅黑"/>
+          <w:sz w:val="20"/>
+        </w:rPr>
+        <w:t>{{lgl_rprs_nm}}</w:t>
+      </w:r>
+    </w:p>
+    <w:p>
+      <w:pPr>
+        <w:rPr>
+          <w:rFonts w:ascii="仿宋" w:eastAsia="仿宋" w:hAnsi="仿宋" w:hint="eastAsia"/>
+          <w:sz w:val="30"/>
+          <w:szCs w:val="30"/>
+        </w:rPr>
+      </w:pPr>
+      <w:r>
+        <w:rPr>
+          <w:rFonts w:ascii="仿宋" w:eastAsia="仿宋" w:hAnsi="仿宋" w:cs="微软雅黑" w:hint="eastAsia"/>
+          <w:sz w:val="30"/>
+          <w:szCs w:val="30"/>
+        </w:rPr>
+        <w:t>测试</w:t>
+      </w:r>
+      <w:r>
+        <w:rPr>
+          <w:rFonts w:ascii="仿宋" w:eastAsia="仿宋" w:hAnsi="仿宋" w:cs="微软雅黑"/>
+          <w:sz w:val="30"/>
+          <w:szCs w:val="30"/>
+        </w:rPr>
+        <w:t>{{act_cntlr_nm}}</w:t>
+      </w:r>
+    </w:p>
+    <w:p>
+      <w:pPr>
+        <w:rPr>
+          <w:rFonts w:ascii="仿宋" w:eastAsia="仿宋" w:hAnsi="仿宋" w:hint="eastAsia"/>
+          <w:sz w:val="30"/>
+          <w:szCs w:val="30"/>
+        </w:rPr>
+      </w:pPr>
+      <w:r>
+        <w:rPr>
+          <w:rFonts w:ascii="仿宋" w:eastAsia="仿宋" w:hAnsi="仿宋" w:cs="微软雅黑" w:hint="eastAsia"/>
+          <w:sz w:val="30"/>
+          <w:szCs w:val="30"/>
+        </w:rPr>
+        <w:t>测试</w:t>
+      </w:r>
+      <w:r>
+        <w:rPr>
+          <w:rFonts w:ascii="仿宋" w:eastAsia="仿宋" w:hAnsi="仿宋" w:cs="微软雅黑"/>
+          <w:sz w:val="30"/>
+          <w:szCs w:val="30"/>
+        </w:rPr>
+        <w:t>{{rgst_cpamt}}</w:t>
+      </w:r>
+    </w:p>
+    <w:p>
+      <w:pPr>
+        <w:rPr>
+          <w:rFonts w:hint="eastAsia"/>
+        </w:rPr>
+      </w:pPr>
+      <w:r>
+        <w:rPr>
+          <w:rFonts w:ascii="微软雅黑" w:eastAsia="微软雅黑" w:hAnsi="微软雅黑" w:cs="微软雅黑"/>
+          <w:sz w:val="20"/>
+        </w:rPr>
+        <w:t>{{arcptl_cpamt}}</w:t>
+      </w:r>
+    </w:p>
+    <w:p>
+      <w:pPr>
+        <w:rPr>
+          <w:rFonts w:hint="eastAsia"/>
+        </w:rPr>
+      </w:pPr>
+      <w:r>
+        <w:rPr>
+          <w:rFonts w:ascii="微软雅黑" w:eastAsia="微软雅黑" w:hAnsi="微软雅黑" w:cs="微软雅黑"/>
+          <w:sz w:val="20"/>
+        </w:rPr>
+        <w:t>{{cpct_tpcd}}</w:t>
+      </w:r>
+    </w:p>
+    <w:p>
+      <w:pPr>
+        <w:rPr>
+          <w:rFonts w:hint="eastAsia"/>
+        </w:rPr>
+      </w:pPr>
+      <w:r>
+        <w:rPr>
+          <w:rFonts w:ascii="微软雅黑" w:eastAsia="微软雅黑" w:hAnsi="微软雅黑" w:cs="微软雅黑"/>
+          <w:sz w:val="20"/>
+        </w:rPr>
+        <w:t>{{entp_sz_cd}}</w:t>
+      </w:r>
+    </w:p>
+    <w:p>
+      <w:pPr>
+        <w:rPr>
+          <w:rFonts w:hint="eastAsia"/>
+        </w:rPr>
+      </w:pPr>
+      <w:r>
+        <w:rPr>
+          <w:rFonts w:ascii="微软雅黑" w:eastAsia="微软雅黑" w:hAnsi="微软雅黑" w:cs="微软雅黑"/>
+          <w:sz w:val="20"/>
+        </w:rPr>
+        <w:t>{{entp_bliy}}</w:t>
+      </w:r>
+    </w:p>
+    <w:p>
+      <w:pPr>
+        <w:rPr>
+          <w:rFonts w:hint="eastAsia"/>
+        </w:rPr>
+      </w:pPr>
+      <w:r>
+        <w:rPr>
+          <w:rFonts w:ascii="微软雅黑" w:eastAsia="微软雅黑" w:hAnsi="微软雅黑" w:cs="微软雅黑"/>
+          <w:sz w:val="20"/>
+        </w:rPr>
+        <w:t>{{dtl_adr}}</w:t>
+      </w:r>
+    </w:p>
+    <w:p>
+      <w:pPr>
+        <w:rPr>
+          <w:rFonts w:hint="eastAsia"/>
+        </w:rPr>
+      </w:pPr>
+      <w:r>
+        <w:rPr>
+          <w:rFonts w:ascii="微软雅黑" w:eastAsia="微软雅黑" w:hAnsi="微软雅黑" w:cs="微软雅黑"/>
+          <w:sz w:val="20"/>
+        </w:rPr>
+        <w:t>{{org_oprt_scop_dsc}}</w:t>
       </w:r>
     </w:p>
     <w:p>
@@ -666,173 +435,99 @@
           <w:sz w:val="20"/>
         </w:rPr>
         <w:lastRenderedPageBreak/>
-        <w:t>{{</w:t>
-      </w:r>
-      <w:proofErr w:type="spellStart"/>
-      <w:r>
-        <w:rPr>
-          <w:rFonts w:ascii="微软雅黑" w:eastAsia="微软雅黑" w:hAnsi="微软雅黑" w:cs="微软雅黑"/>
-          <w:sz w:val="20"/>
-        </w:rPr>
-        <w:t>tech_tag</w:t>
-      </w:r>
-      <w:proofErr w:type="spellEnd"/>
-      <w:r>
-        <w:rPr>
-          <w:rFonts w:ascii="微软雅黑" w:eastAsia="微软雅黑" w:hAnsi="微软雅黑" w:cs="微软雅黑"/>
-          <w:sz w:val="20"/>
-        </w:rPr>
-        <w:t>}}</w:t>
-      </w:r>
-    </w:p>
-    <w:p>
-      <w:pPr>
-        <w:rPr>
-          <w:rFonts w:hint="eastAsia"/>
-        </w:rPr>
-      </w:pPr>
-      <w:r>
-        <w:rPr>
-          <w:rFonts w:ascii="微软雅黑" w:eastAsia="微软雅黑" w:hAnsi="微软雅黑" w:cs="微软雅黑"/>
-          <w:sz w:val="20"/>
-        </w:rPr>
-        <w:t>{{</w:t>
-      </w:r>
-      <w:proofErr w:type="spellStart"/>
-      <w:r>
-        <w:rPr>
-          <w:rFonts w:ascii="微软雅黑" w:eastAsia="微软雅黑" w:hAnsi="微软雅黑" w:cs="微软雅黑"/>
-          <w:sz w:val="20"/>
-        </w:rPr>
-        <w:t>tech_flow</w:t>
-      </w:r>
-      <w:proofErr w:type="spellEnd"/>
-      <w:r>
-        <w:rPr>
-          <w:rFonts w:ascii="微软雅黑" w:eastAsia="微软雅黑" w:hAnsi="微软雅黑" w:cs="微软雅黑"/>
-          <w:sz w:val="20"/>
-        </w:rPr>
-        <w:t>}}</w:t>
-      </w:r>
-    </w:p>
-    <w:p>
-      <w:pPr>
-        <w:rPr>
-          <w:rFonts w:hint="eastAsia"/>
-        </w:rPr>
-      </w:pPr>
-      <w:r>
-        <w:rPr>
-          <w:rFonts w:ascii="微软雅黑" w:eastAsia="微软雅黑" w:hAnsi="微软雅黑" w:cs="微软雅黑"/>
-          <w:sz w:val="20"/>
-        </w:rPr>
-        <w:t>{{</w:t>
-      </w:r>
-      <w:proofErr w:type="spellStart"/>
-      <w:r>
-        <w:rPr>
-          <w:rFonts w:ascii="微软雅黑" w:eastAsia="微软雅黑" w:hAnsi="微软雅黑" w:cs="微软雅黑"/>
-          <w:sz w:val="20"/>
-        </w:rPr>
-        <w:t>kc_score</w:t>
-      </w:r>
-      <w:proofErr w:type="spellEnd"/>
-      <w:r>
-        <w:rPr>
-          <w:rFonts w:ascii="微软雅黑" w:eastAsia="微软雅黑" w:hAnsi="微软雅黑" w:cs="微软雅黑"/>
-          <w:sz w:val="20"/>
-        </w:rPr>
-        <w:t>}}</w:t>
-      </w:r>
-    </w:p>
-    <w:p>
-      <w:pPr>
-        <w:rPr>
-          <w:rFonts w:hint="eastAsia"/>
-        </w:rPr>
-      </w:pPr>
-      <w:r>
-        <w:rPr>
-          <w:rFonts w:ascii="微软雅黑" w:eastAsia="微软雅黑" w:hAnsi="微软雅黑" w:cs="微软雅黑"/>
-          <w:sz w:val="20"/>
-        </w:rPr>
-        <w:t>{{</w:t>
-      </w:r>
-      <w:proofErr w:type="spellStart"/>
-      <w:r>
-        <w:rPr>
-          <w:rFonts w:ascii="微软雅黑" w:eastAsia="微软雅黑" w:hAnsi="微软雅黑" w:cs="微软雅黑"/>
-          <w:sz w:val="20"/>
-        </w:rPr>
-        <w:t>entp_ptnt_num</w:t>
-      </w:r>
-      <w:proofErr w:type="spellEnd"/>
-      <w:r>
-        <w:rPr>
-          <w:rFonts w:ascii="微软雅黑" w:eastAsia="微软雅黑" w:hAnsi="微软雅黑" w:cs="微软雅黑"/>
-          <w:sz w:val="20"/>
-        </w:rPr>
-        <w:t>}}</w:t>
-      </w:r>
-    </w:p>
-    <w:p>
-      <w:pPr>
-        <w:rPr>
-          <w:rFonts w:hint="eastAsia"/>
-        </w:rPr>
-      </w:pPr>
-      <w:r>
-        <w:rPr>
-          <w:rFonts w:ascii="微软雅黑" w:eastAsia="微软雅黑" w:hAnsi="微软雅黑" w:cs="微软雅黑"/>
-          <w:sz w:val="20"/>
-        </w:rPr>
-        <w:t>{{</w:t>
-      </w:r>
-      <w:proofErr w:type="spellStart"/>
-      <w:r>
-        <w:rPr>
-          <w:rFonts w:ascii="微软雅黑" w:eastAsia="微软雅黑" w:hAnsi="微软雅黑" w:cs="微软雅黑"/>
-          <w:sz w:val="20"/>
-        </w:rPr>
-        <w:t>entp_prct_new_tp_ptnt_num</w:t>
-      </w:r>
-      <w:proofErr w:type="spellEnd"/>
-      <w:r>
-        <w:rPr>
-          <w:rFonts w:ascii="微软雅黑" w:eastAsia="微软雅黑" w:hAnsi="微软雅黑" w:cs="微软雅黑"/>
-          <w:sz w:val="20"/>
-        </w:rPr>
-        <w:t>}}</w:t>
-      </w:r>
-    </w:p>
-    <w:p>
-      <w:pPr>
-        <w:rPr>
-          <w:rFonts w:hint="eastAsia"/>
-        </w:rPr>
-      </w:pPr>
-      <w:r>
-        <w:rPr>
-          <w:rFonts w:ascii="微软雅黑" w:eastAsia="微软雅黑" w:hAnsi="微软雅黑" w:cs="微软雅黑"/>
-          <w:sz w:val="20"/>
-        </w:rPr>
-        <w:t>{{</w:t>
-      </w:r>
-      <w:proofErr w:type="spellStart"/>
-      <w:r>
-        <w:rPr>
-          <w:rFonts w:ascii="微软雅黑" w:eastAsia="微软雅黑" w:hAnsi="微软雅黑" w:cs="微软雅黑"/>
-          <w:sz w:val="20"/>
-        </w:rPr>
-        <w:t>entp_ivt_ptnt_num</w:t>
-      </w:r>
-      <w:proofErr w:type="spellEnd"/>
-      <w:r>
-        <w:rPr>
-          <w:rFonts w:ascii="微软雅黑" w:eastAsia="微软雅黑" w:hAnsi="微软雅黑" w:cs="微软雅黑"/>
-          <w:sz w:val="20"/>
-        </w:rPr>
-        <w:t>}}</w:t>
+        <w:t>{{tech_tag}}</w:t>
+      </w:r>
+    </w:p>
+    <w:p>
+      <w:pPr>
+        <w:rPr>
+          <w:rFonts w:hint="eastAsia"/>
+        </w:rPr>
+      </w:pPr>
+      <w:r>
+        <w:rPr>
+          <w:rFonts w:ascii="微软雅黑" w:eastAsia="微软雅黑" w:hAnsi="微软雅黑" w:cs="微软雅黑"/>
+          <w:sz w:val="20"/>
+        </w:rPr>
+        <w:t>{{tech_flow}}</w:t>
+      </w:r>
+    </w:p>
+    <w:p>
+      <w:pPr>
+        <w:rPr>
+          <w:rFonts w:hint="eastAsia"/>
+        </w:rPr>
+      </w:pPr>
+      <w:r>
+        <w:rPr>
+          <w:rFonts w:ascii="微软雅黑" w:eastAsia="微软雅黑" w:hAnsi="微软雅黑" w:cs="微软雅黑"/>
+          <w:sz w:val="20"/>
+        </w:rPr>
+        <w:t>{{kc_score}}</w:t>
+      </w:r>
+    </w:p>
+    <w:p>
+      <w:pPr>
+        <w:rPr>
+          <w:rFonts w:ascii="华文新魏" w:eastAsia="华文新魏" w:hint="eastAsia"/>
+          <w:sz w:val="28"/>
+          <w:szCs w:val="28"/>
+        </w:rPr>
+      </w:pPr>
+      <w:r>
+        <w:rPr>
+          <w:rFonts w:ascii="华文新魏" w:eastAsia="华文新魏" w:hAnsi="微软雅黑" w:cs="微软雅黑" w:hint="eastAsia"/>
+          <w:sz w:val="28"/>
+          <w:szCs w:val="28"/>
+        </w:rPr>
+        <w:t>测试</w:t>
+      </w:r>
+      <w:r>
+        <w:rPr>
+          <w:rFonts w:ascii="华文新魏" w:eastAsia="华文新魏" w:hAnsi="微软雅黑" w:cs="微软雅黑" w:hint="eastAsia"/>
+          <w:sz w:val="28"/>
+          <w:szCs w:val="28"/>
+        </w:rPr>
+        <w:t>{{entp_ptnt_num}}</w:t>
+      </w:r>
+    </w:p>
+    <w:p>
+      <w:pPr>
+        <w:rPr>
+          <w:rFonts w:ascii="华文新魏" w:eastAsia="华文新魏" w:hAnsi="微软雅黑" w:cs="微软雅黑" w:hint="eastAsia"/>
+          <w:sz w:val="28"/>
+          <w:szCs w:val="28"/>
+        </w:rPr>
+      </w:pPr>
+      <w:r>
+        <w:rPr>
+          <w:rFonts w:ascii="华文新魏" w:eastAsia="华文新魏" w:hAnsi="微软雅黑" w:cs="微软雅黑" w:hint="eastAsia"/>
+          <w:sz w:val="28"/>
+          <w:szCs w:val="28"/>
+        </w:rPr>
+        <w:t>测试</w:t>
+      </w:r>
+      <w:r>
+        <w:rPr>
+          <w:rFonts w:ascii="华文新魏" w:eastAsia="华文新魏" w:hAnsi="微软雅黑" w:cs="微软雅黑"/>
+          <w:sz w:val="28"/>
+          <w:szCs w:val="28"/>
+        </w:rPr>
+        <w:t>{{entp_prct_new_tp_ptnt_num}}</w:t>
+      </w:r>
+    </w:p>
+    <w:p>
+      <w:pPr>
+        <w:rPr>
+          <w:rFonts w:hint="eastAsia"/>
+        </w:rPr>
+      </w:pPr>
+      <w:r>
+        <w:rPr>
+          <w:rFonts w:ascii="微软雅黑" w:eastAsia="微软雅黑" w:hAnsi="微软雅黑" w:cs="微软雅黑"/>
+          <w:sz w:val="20"/>
+        </w:rPr>
+        <w:t>{{entp_ivt_ptnt_num}}</w:t>
       </w:r>
     </w:p>
     <w:p>
@@ -860,323 +555,147 @@
           <w:rFonts w:ascii="微软雅黑" w:eastAsia="微软雅黑" w:hAnsi="微软雅黑" w:cs="微软雅黑"/>
           <w:sz w:val="20"/>
         </w:rPr>
-        <w:t>{{</w:t>
-      </w:r>
-      <w:proofErr w:type="spellStart"/>
-      <w:r>
-        <w:rPr>
-          <w:rFonts w:ascii="微软雅黑" w:eastAsia="微软雅黑" w:hAnsi="微软雅黑" w:cs="微软雅黑"/>
-          <w:sz w:val="20"/>
-        </w:rPr>
-        <w:t>if_loan</w:t>
-      </w:r>
-      <w:proofErr w:type="spellEnd"/>
-      <w:r>
-        <w:rPr>
-          <w:rFonts w:ascii="微软雅黑" w:eastAsia="微软雅黑" w:hAnsi="微软雅黑" w:cs="微软雅黑"/>
-          <w:sz w:val="20"/>
-        </w:rPr>
-        <w:t>}}</w:t>
-      </w:r>
-    </w:p>
-    <w:p>
-      <w:pPr>
-        <w:rPr>
-          <w:rFonts w:hint="eastAsia"/>
-        </w:rPr>
-      </w:pPr>
-      <w:r>
-        <w:rPr>
-          <w:rFonts w:ascii="微软雅黑" w:eastAsia="微软雅黑" w:hAnsi="微软雅黑" w:cs="微软雅黑"/>
-          <w:sz w:val="20"/>
-        </w:rPr>
-        <w:t>{{</w:t>
-      </w:r>
-      <w:proofErr w:type="spellStart"/>
-      <w:r>
-        <w:rPr>
-          <w:rFonts w:ascii="微软雅黑" w:eastAsia="微软雅黑" w:hAnsi="微软雅黑" w:cs="微软雅黑"/>
-          <w:sz w:val="20"/>
-        </w:rPr>
-        <w:t>product_name</w:t>
-      </w:r>
-      <w:proofErr w:type="spellEnd"/>
-      <w:r>
-        <w:rPr>
-          <w:rFonts w:ascii="微软雅黑" w:eastAsia="微软雅黑" w:hAnsi="微软雅黑" w:cs="微软雅黑"/>
-          <w:sz w:val="20"/>
-        </w:rPr>
-        <w:t>}}</w:t>
-      </w:r>
-    </w:p>
-    <w:p>
-      <w:pPr>
-        <w:rPr>
-          <w:rFonts w:hint="eastAsia"/>
-        </w:rPr>
-      </w:pPr>
-      <w:r>
-        <w:rPr>
-          <w:rFonts w:ascii="微软雅黑" w:eastAsia="微软雅黑" w:hAnsi="微软雅黑" w:cs="微软雅黑"/>
-          <w:sz w:val="20"/>
-        </w:rPr>
-        <w:t>{{</w:t>
-      </w:r>
-      <w:proofErr w:type="spellStart"/>
-      <w:r>
-        <w:rPr>
-          <w:rFonts w:ascii="微软雅黑" w:eastAsia="微软雅黑" w:hAnsi="微软雅黑" w:cs="微软雅黑"/>
-          <w:sz w:val="20"/>
-        </w:rPr>
-        <w:t>loan_amount</w:t>
-      </w:r>
-      <w:proofErr w:type="spellEnd"/>
-      <w:r>
-        <w:rPr>
-          <w:rFonts w:ascii="微软雅黑" w:eastAsia="微软雅黑" w:hAnsi="微软雅黑" w:cs="微软雅黑"/>
-          <w:sz w:val="20"/>
-        </w:rPr>
-        <w:t>}}</w:t>
-      </w:r>
-    </w:p>
-    <w:p>
-      <w:pPr>
-        <w:rPr>
-          <w:rFonts w:hint="eastAsia"/>
-        </w:rPr>
-      </w:pPr>
-      <w:r>
-        <w:rPr>
-          <w:rFonts w:ascii="微软雅黑" w:eastAsia="微软雅黑" w:hAnsi="微软雅黑" w:cs="微软雅黑"/>
-          <w:sz w:val="20"/>
-        </w:rPr>
-        <w:t>{{</w:t>
-      </w:r>
-      <w:proofErr w:type="spellStart"/>
-      <w:r>
-        <w:rPr>
-          <w:rFonts w:ascii="微软雅黑" w:eastAsia="微软雅黑" w:hAnsi="微软雅黑" w:cs="微软雅黑"/>
-          <w:sz w:val="20"/>
-        </w:rPr>
-        <w:t>loan_term</w:t>
-      </w:r>
-      <w:proofErr w:type="spellEnd"/>
-      <w:r>
-        <w:rPr>
-          <w:rFonts w:ascii="微软雅黑" w:eastAsia="微软雅黑" w:hAnsi="微软雅黑" w:cs="微软雅黑"/>
-          <w:sz w:val="20"/>
-        </w:rPr>
-        <w:t>}}</w:t>
-      </w:r>
-    </w:p>
-    <w:p>
-      <w:pPr>
-        <w:rPr>
-          <w:rFonts w:hint="eastAsia"/>
-        </w:rPr>
-      </w:pPr>
-      <w:r>
-        <w:rPr>
-          <w:rFonts w:ascii="微软雅黑" w:eastAsia="微软雅黑" w:hAnsi="微软雅黑" w:cs="微软雅黑"/>
-          <w:sz w:val="20"/>
-        </w:rPr>
-        <w:t>{{</w:t>
-      </w:r>
-      <w:proofErr w:type="spellStart"/>
-      <w:r>
-        <w:rPr>
-          <w:rFonts w:ascii="微软雅黑" w:eastAsia="微软雅黑" w:hAnsi="微软雅黑" w:cs="微软雅黑"/>
-          <w:sz w:val="20"/>
-        </w:rPr>
-        <w:t>loan_balance</w:t>
-      </w:r>
-      <w:proofErr w:type="spellEnd"/>
-      <w:r>
-        <w:rPr>
-          <w:rFonts w:ascii="微软雅黑" w:eastAsia="微软雅黑" w:hAnsi="微软雅黑" w:cs="微软雅黑"/>
-          <w:sz w:val="20"/>
-        </w:rPr>
-        <w:t>}}</w:t>
-      </w:r>
-    </w:p>
-    <w:p>
-      <w:pPr>
-        <w:rPr>
-          <w:rFonts w:hint="eastAsia"/>
-        </w:rPr>
-      </w:pPr>
-      <w:r>
-        <w:rPr>
-          <w:rFonts w:ascii="微软雅黑" w:eastAsia="微软雅黑" w:hAnsi="微软雅黑" w:cs="微软雅黑"/>
-          <w:sz w:val="20"/>
-        </w:rPr>
-        <w:t>{{</w:t>
-      </w:r>
-      <w:proofErr w:type="spellStart"/>
-      <w:r>
-        <w:rPr>
-          <w:rFonts w:ascii="微软雅黑" w:eastAsia="微软雅黑" w:hAnsi="微软雅黑" w:cs="微软雅黑"/>
-          <w:sz w:val="20"/>
-        </w:rPr>
-        <w:t>dep_bal</w:t>
-      </w:r>
-      <w:proofErr w:type="spellEnd"/>
-      <w:r>
-        <w:rPr>
-          <w:rFonts w:ascii="微软雅黑" w:eastAsia="微软雅黑" w:hAnsi="微软雅黑" w:cs="微软雅黑"/>
-          <w:sz w:val="20"/>
-        </w:rPr>
-        <w:t>}}</w:t>
-      </w:r>
-    </w:p>
-    <w:p>
-      <w:pPr>
-        <w:rPr>
-          <w:rFonts w:hint="eastAsia"/>
-        </w:rPr>
-      </w:pPr>
-      <w:r>
-        <w:rPr>
-          <w:rFonts w:ascii="微软雅黑" w:eastAsia="微软雅黑" w:hAnsi="微软雅黑" w:cs="微软雅黑"/>
-          <w:sz w:val="20"/>
-        </w:rPr>
-        <w:t>{{</w:t>
-      </w:r>
-      <w:proofErr w:type="spellStart"/>
-      <w:r>
-        <w:rPr>
-          <w:rFonts w:ascii="微软雅黑" w:eastAsia="微软雅黑" w:hAnsi="微软雅黑" w:cs="微软雅黑"/>
-          <w:sz w:val="20"/>
-        </w:rPr>
-        <w:t>dep_bal_dt</w:t>
-      </w:r>
-      <w:proofErr w:type="spellEnd"/>
-      <w:r>
-        <w:rPr>
-          <w:rFonts w:ascii="微软雅黑" w:eastAsia="微软雅黑" w:hAnsi="微软雅黑" w:cs="微软雅黑"/>
-          <w:sz w:val="20"/>
-        </w:rPr>
-        <w:t>}}</w:t>
-      </w:r>
-    </w:p>
-    <w:p>
-      <w:pPr>
-        <w:rPr>
-          <w:rFonts w:hint="eastAsia"/>
-        </w:rPr>
-      </w:pPr>
-      <w:r>
-        <w:rPr>
-          <w:rFonts w:ascii="微软雅黑" w:eastAsia="微软雅黑" w:hAnsi="微软雅黑" w:cs="微软雅黑"/>
-          <w:sz w:val="20"/>
-        </w:rPr>
-        <w:t>{{</w:t>
-      </w:r>
-      <w:proofErr w:type="spellStart"/>
-      <w:r>
-        <w:rPr>
-          <w:rFonts w:ascii="微软雅黑" w:eastAsia="微软雅黑" w:hAnsi="微软雅黑" w:cs="微软雅黑"/>
-          <w:sz w:val="20"/>
-        </w:rPr>
-        <w:t>dep_aadbal</w:t>
-      </w:r>
-      <w:proofErr w:type="spellEnd"/>
-      <w:r>
-        <w:rPr>
-          <w:rFonts w:ascii="微软雅黑" w:eastAsia="微软雅黑" w:hAnsi="微软雅黑" w:cs="微软雅黑"/>
-          <w:sz w:val="20"/>
-        </w:rPr>
-        <w:t>}}</w:t>
-      </w:r>
-    </w:p>
-    <w:p>
-      <w:pPr>
-        <w:rPr>
-          <w:rFonts w:hint="eastAsia"/>
-        </w:rPr>
-      </w:pPr>
-      <w:r>
-        <w:rPr>
-          <w:rFonts w:ascii="微软雅黑" w:eastAsia="微软雅黑" w:hAnsi="微软雅黑" w:cs="微软雅黑"/>
-          <w:sz w:val="20"/>
-        </w:rPr>
-        <w:t>{{</w:t>
-      </w:r>
-      <w:proofErr w:type="spellStart"/>
-      <w:r>
-        <w:rPr>
-          <w:rFonts w:ascii="微软雅黑" w:eastAsia="微软雅黑" w:hAnsi="微软雅黑" w:cs="微软雅黑"/>
-          <w:sz w:val="20"/>
-        </w:rPr>
-        <w:t>acc_start_dt</w:t>
-      </w:r>
-      <w:proofErr w:type="spellEnd"/>
-      <w:r>
-        <w:rPr>
-          <w:rFonts w:ascii="微软雅黑" w:eastAsia="微软雅黑" w:hAnsi="微软雅黑" w:cs="微软雅黑"/>
-          <w:sz w:val="20"/>
-        </w:rPr>
-        <w:t>}}</w:t>
-      </w:r>
-    </w:p>
-    <w:p>
-      <w:pPr>
-        <w:rPr>
-          <w:rFonts w:hint="eastAsia"/>
-        </w:rPr>
-      </w:pPr>
-      <w:r>
-        <w:rPr>
-          <w:rFonts w:ascii="微软雅黑" w:eastAsia="微软雅黑" w:hAnsi="微软雅黑" w:cs="微软雅黑"/>
-          <w:sz w:val="20"/>
-        </w:rPr>
-        <w:t>{{</w:t>
-      </w:r>
-      <w:proofErr w:type="spellStart"/>
-      <w:r>
-        <w:rPr>
-          <w:rFonts w:ascii="微软雅黑" w:eastAsia="微软雅黑" w:hAnsi="微软雅黑" w:cs="微软雅黑"/>
-          <w:sz w:val="20"/>
-        </w:rPr>
-        <w:t>acc_type</w:t>
-      </w:r>
-      <w:proofErr w:type="spellEnd"/>
-      <w:r>
-        <w:rPr>
-          <w:rFonts w:ascii="微软雅黑" w:eastAsia="微软雅黑" w:hAnsi="微软雅黑" w:cs="微软雅黑"/>
-          <w:sz w:val="20"/>
-        </w:rPr>
-        <w:t>}}</w:t>
-      </w:r>
-    </w:p>
-    <w:p>
-      <w:pPr>
-        <w:rPr>
-          <w:rFonts w:hint="eastAsia"/>
-        </w:rPr>
-      </w:pPr>
-      <w:r>
-        <w:rPr>
-          <w:rFonts w:ascii="微软雅黑" w:eastAsia="微软雅黑" w:hAnsi="微软雅黑" w:cs="微软雅黑"/>
-          <w:sz w:val="20"/>
-        </w:rPr>
-        <w:t>{{</w:t>
-      </w:r>
-      <w:proofErr w:type="spellStart"/>
-      <w:r>
-        <w:rPr>
-          <w:rFonts w:ascii="微软雅黑" w:eastAsia="微软雅黑" w:hAnsi="微软雅黑" w:cs="微软雅黑"/>
-          <w:sz w:val="20"/>
-        </w:rPr>
-        <w:t>isug_pnum</w:t>
-      </w:r>
-      <w:proofErr w:type="spellEnd"/>
-      <w:r>
-        <w:rPr>
-          <w:rFonts w:ascii="微软雅黑" w:eastAsia="微软雅黑" w:hAnsi="微软雅黑" w:cs="微软雅黑"/>
-          <w:sz w:val="20"/>
-        </w:rPr>
-        <w:t>}}</w:t>
+        <w:t>{{if_loan}}</w:t>
+      </w:r>
+    </w:p>
+    <w:p>
+      <w:pPr>
+        <w:rPr>
+          <w:rFonts w:hint="eastAsia"/>
+        </w:rPr>
+      </w:pPr>
+      <w:r>
+        <w:rPr>
+          <w:rFonts w:ascii="微软雅黑" w:eastAsia="微软雅黑" w:hAnsi="微软雅黑" w:cs="微软雅黑"/>
+          <w:sz w:val="20"/>
+        </w:rPr>
+        <w:t>{{product_name}}</w:t>
+      </w:r>
+    </w:p>
+    <w:p>
+      <w:pPr>
+        <w:rPr>
+          <w:rFonts w:hint="eastAsia"/>
+        </w:rPr>
+      </w:pPr>
+      <w:r>
+        <w:rPr>
+          <w:rFonts w:ascii="微软雅黑" w:eastAsia="微软雅黑" w:hAnsi="微软雅黑" w:cs="微软雅黑"/>
+          <w:sz w:val="20"/>
+        </w:rPr>
+        <w:t>{{loan_amount}}</w:t>
+      </w:r>
+    </w:p>
+    <w:p>
+      <w:pPr>
+        <w:rPr>
+          <w:rFonts w:hint="eastAsia"/>
+        </w:rPr>
+      </w:pPr>
+      <w:r>
+        <w:rPr>
+          <w:rFonts w:ascii="微软雅黑" w:eastAsia="微软雅黑" w:hAnsi="微软雅黑" w:cs="微软雅黑"/>
+          <w:sz w:val="20"/>
+        </w:rPr>
+        <w:t>{{loan_term}}</w:t>
+      </w:r>
+    </w:p>
+    <w:p>
+      <w:pPr>
+        <w:rPr>
+          <w:rFonts w:hint="eastAsia"/>
+        </w:rPr>
+      </w:pPr>
+      <w:r>
+        <w:rPr>
+          <w:rFonts w:ascii="微软雅黑" w:eastAsia="微软雅黑" w:hAnsi="微软雅黑" w:cs="微软雅黑"/>
+          <w:sz w:val="20"/>
+        </w:rPr>
+        <w:t>{{loan_balance}}</w:t>
+      </w:r>
+    </w:p>
+    <w:p>
+      <w:pPr>
+        <w:rPr>
+          <w:rFonts w:hint="eastAsia"/>
+        </w:rPr>
+      </w:pPr>
+      <w:r>
+        <w:rPr>
+          <w:rFonts w:ascii="微软雅黑" w:eastAsia="微软雅黑" w:hAnsi="微软雅黑" w:cs="微软雅黑"/>
+          <w:sz w:val="20"/>
+        </w:rPr>
+        <w:t>{{dep_bal}}</w:t>
+      </w:r>
+    </w:p>
+    <w:p>
+      <w:pPr>
+        <w:rPr>
+          <w:rFonts w:hint="eastAsia"/>
+        </w:rPr>
+      </w:pPr>
+      <w:r>
+        <w:rPr>
+          <w:rFonts w:ascii="微软雅黑" w:eastAsia="微软雅黑" w:hAnsi="微软雅黑" w:cs="微软雅黑"/>
+          <w:sz w:val="20"/>
+        </w:rPr>
+        <w:t>{{dep_bal_dt}}</w:t>
+      </w:r>
+    </w:p>
+    <w:p>
+      <w:pPr>
+        <w:rPr>
+          <w:rFonts w:hint="eastAsia"/>
+        </w:rPr>
+      </w:pPr>
+      <w:r>
+        <w:rPr>
+          <w:rFonts w:ascii="微软雅黑" w:eastAsia="微软雅黑" w:hAnsi="微软雅黑" w:cs="微软雅黑"/>
+          <w:sz w:val="20"/>
+        </w:rPr>
+        <w:t>{{dep_aadbal}}</w:t>
+      </w:r>
+    </w:p>
+    <w:p>
+      <w:pPr>
+        <w:rPr>
+          <w:rFonts w:hint="eastAsia"/>
+        </w:rPr>
+      </w:pPr>
+      <w:r>
+        <w:rPr>
+          <w:rFonts w:ascii="微软雅黑" w:eastAsia="微软雅黑" w:hAnsi="微软雅黑" w:cs="微软雅黑"/>
+          <w:sz w:val="20"/>
+        </w:rPr>
+        <w:t>{{acc_start_dt}}</w:t>
+      </w:r>
+    </w:p>
+    <w:p>
+      <w:pPr>
+        <w:rPr>
+          <w:rFonts w:hint="eastAsia"/>
+        </w:rPr>
+      </w:pPr>
+      <w:r>
+        <w:rPr>
+          <w:rFonts w:ascii="微软雅黑" w:eastAsia="微软雅黑" w:hAnsi="微软雅黑" w:cs="微软雅黑"/>
+          <w:sz w:val="20"/>
+        </w:rPr>
+        <w:t>{{acc_type}}</w:t>
+      </w:r>
+    </w:p>
+    <w:p>
+      <w:pPr>
+        <w:rPr>
+          <w:rFonts w:hint="eastAsia"/>
+        </w:rPr>
+      </w:pPr>
+      <w:r>
+        <w:rPr>
+          <w:rFonts w:ascii="微软雅黑" w:eastAsia="微软雅黑" w:hAnsi="微软雅黑" w:cs="微软雅黑"/>
+          <w:sz w:val="20"/>
+        </w:rPr>
+        <w:t>{{isug_pnum}}</w:t>
       </w:r>
     </w:p>
     <w:p>
@@ -1205,83 +724,35 @@
           <w:rFonts w:ascii="微软雅黑" w:eastAsia="微软雅黑" w:hAnsi="微软雅黑" w:cs="微软雅黑"/>
           <w:sz w:val="20"/>
         </w:rPr>
-        <w:t>{{</w:t>
-      </w:r>
-      <w:proofErr w:type="spellStart"/>
-      <w:r>
-        <w:rPr>
-          <w:rFonts w:ascii="微软雅黑" w:eastAsia="微软雅黑" w:hAnsi="微软雅黑" w:cs="微软雅黑"/>
-          <w:sz w:val="20"/>
-        </w:rPr>
-        <w:t>if_yuqi</w:t>
-      </w:r>
-      <w:proofErr w:type="spellEnd"/>
-      <w:r>
-        <w:rPr>
-          <w:rFonts w:ascii="微软雅黑" w:eastAsia="微软雅黑" w:hAnsi="微软雅黑" w:cs="微软雅黑"/>
-          <w:sz w:val="20"/>
-        </w:rPr>
-        <w:t>}}</w:t>
-      </w:r>
-    </w:p>
-    <w:p>
-      <w:pPr>
-        <w:rPr>
-          <w:rFonts w:hint="eastAsia"/>
-        </w:rPr>
-      </w:pPr>
-      <w:r>
-        <w:rPr>
-          <w:rFonts w:ascii="微软雅黑" w:eastAsia="微软雅黑" w:hAnsi="微软雅黑" w:cs="微软雅黑"/>
-          <w:sz w:val="20"/>
-        </w:rPr>
-        <w:t>{{</w:t>
-      </w:r>
-      <w:proofErr w:type="spellStart"/>
-      <w:r>
-        <w:rPr>
-          <w:rFonts w:ascii="微软雅黑" w:eastAsia="微软雅黑" w:hAnsi="微软雅黑" w:cs="微软雅黑"/>
-          <w:sz w:val="20"/>
-        </w:rPr>
-        <w:t>ltgtrltd_ind</w:t>
-      </w:r>
-      <w:proofErr w:type="spellEnd"/>
-      <w:r>
-        <w:rPr>
-          <w:rFonts w:ascii="微软雅黑" w:eastAsia="微软雅黑" w:hAnsi="微软雅黑" w:cs="微软雅黑"/>
-          <w:sz w:val="20"/>
-        </w:rPr>
-        <w:t>}}</w:t>
-      </w:r>
-    </w:p>
-    <w:p>
-      <w:pPr>
-        <w:rPr>
-          <w:rFonts w:hint="eastAsia"/>
-        </w:rPr>
-      </w:pPr>
-      <w:r>
-        <w:rPr>
-          <w:rFonts w:ascii="微软雅黑" w:eastAsia="微软雅黑" w:hAnsi="微软雅黑" w:cs="微软雅黑"/>
-          <w:sz w:val="20"/>
-        </w:rPr>
-        <w:t>{{</w:t>
-      </w:r>
-      <w:proofErr w:type="spellStart"/>
-      <w:r>
-        <w:rPr>
-          <w:rFonts w:ascii="微软雅黑" w:eastAsia="微软雅黑" w:hAnsi="微软雅黑" w:cs="微软雅黑"/>
-          <w:sz w:val="20"/>
-        </w:rPr>
-        <w:t>if_rad_alarm</w:t>
-      </w:r>
-      <w:proofErr w:type="spellEnd"/>
-      <w:r>
-        <w:rPr>
-          <w:rFonts w:ascii="微软雅黑" w:eastAsia="微软雅黑" w:hAnsi="微软雅黑" w:cs="微软雅黑"/>
-          <w:sz w:val="20"/>
-        </w:rPr>
-        <w:t>}}</w:t>
+        <w:t>{{if_yuqi}}</w:t>
+      </w:r>
+    </w:p>
+    <w:p>
+      <w:pPr>
+        <w:rPr>
+          <w:rFonts w:hint="eastAsia"/>
+        </w:rPr>
+      </w:pPr>
+      <w:r>
+        <w:rPr>
+          <w:rFonts w:ascii="微软雅黑" w:eastAsia="微软雅黑" w:hAnsi="微软雅黑" w:cs="微软雅黑"/>
+          <w:sz w:val="20"/>
+        </w:rPr>
+        <w:t>{{ltgtrltd_ind}}</w:t>
+      </w:r>
+    </w:p>
+    <w:p>
+      <w:pPr>
+        <w:rPr>
+          <w:rFonts w:hint="eastAsia"/>
+        </w:rPr>
+      </w:pPr>
+      <w:r>
+        <w:rPr>
+          <w:rFonts w:ascii="微软雅黑" w:eastAsia="微软雅黑" w:hAnsi="微软雅黑" w:cs="微软雅黑"/>
+          <w:sz w:val="20"/>
+        </w:rPr>
+        <w:t>{{if_rad_alarm}}</w:t>
       </w:r>
     </w:p>
     <w:p>
@@ -1325,83 +796,35 @@
           <w:rFonts w:ascii="微软雅黑" w:eastAsia="微软雅黑" w:hAnsi="微软雅黑" w:cs="微软雅黑"/>
           <w:sz w:val="20"/>
         </w:rPr>
-        <w:t>{{</w:t>
-      </w:r>
-      <w:proofErr w:type="spellStart"/>
-      <w:r>
-        <w:rPr>
-          <w:rFonts w:ascii="微软雅黑" w:eastAsia="微软雅黑" w:hAnsi="微软雅黑" w:cs="微软雅黑"/>
-          <w:sz w:val="20"/>
-        </w:rPr>
-        <w:t>dib_director_keyresume</w:t>
-      </w:r>
-      <w:proofErr w:type="spellEnd"/>
-      <w:r>
-        <w:rPr>
-          <w:rFonts w:ascii="微软雅黑" w:eastAsia="微软雅黑" w:hAnsi="微软雅黑" w:cs="微软雅黑"/>
-          <w:sz w:val="20"/>
-        </w:rPr>
-        <w:t>}}</w:t>
-      </w:r>
-    </w:p>
-    <w:p>
-      <w:pPr>
-        <w:rPr>
-          <w:rFonts w:hint="eastAsia"/>
-        </w:rPr>
-      </w:pPr>
-      <w:r>
-        <w:rPr>
-          <w:rFonts w:ascii="微软雅黑" w:eastAsia="微软雅黑" w:hAnsi="微软雅黑" w:cs="微软雅黑"/>
-          <w:sz w:val="20"/>
-        </w:rPr>
-        <w:t>{{</w:t>
-      </w:r>
-      <w:proofErr w:type="spellStart"/>
-      <w:r>
-        <w:rPr>
-          <w:rFonts w:ascii="微软雅黑" w:eastAsia="微软雅黑" w:hAnsi="微软雅黑" w:cs="微软雅黑"/>
-          <w:sz w:val="20"/>
-        </w:rPr>
-        <w:t>dib_manage_business_and_products</w:t>
-      </w:r>
-      <w:proofErr w:type="spellEnd"/>
-      <w:r>
-        <w:rPr>
-          <w:rFonts w:ascii="微软雅黑" w:eastAsia="微软雅黑" w:hAnsi="微软雅黑" w:cs="微软雅黑"/>
-          <w:sz w:val="20"/>
-        </w:rPr>
-        <w:t>}}</w:t>
-      </w:r>
-    </w:p>
-    <w:p>
-      <w:pPr>
-        <w:rPr>
-          <w:rFonts w:hint="eastAsia"/>
-        </w:rPr>
-      </w:pPr>
-      <w:r>
-        <w:rPr>
-          <w:rFonts w:ascii="微软雅黑" w:eastAsia="微软雅黑" w:hAnsi="微软雅黑" w:cs="微软雅黑"/>
-          <w:sz w:val="20"/>
-        </w:rPr>
-        <w:t>{{</w:t>
-      </w:r>
-      <w:proofErr w:type="spellStart"/>
-      <w:r>
-        <w:rPr>
-          <w:rFonts w:ascii="微软雅黑" w:eastAsia="微软雅黑" w:hAnsi="微软雅黑" w:cs="微软雅黑"/>
-          <w:sz w:val="20"/>
-        </w:rPr>
-        <w:t>dib_manage_business_circumstance</w:t>
-      </w:r>
-      <w:proofErr w:type="spellEnd"/>
-      <w:r>
-        <w:rPr>
-          <w:rFonts w:ascii="微软雅黑" w:eastAsia="微软雅黑" w:hAnsi="微软雅黑" w:cs="微软雅黑"/>
-          <w:sz w:val="20"/>
-        </w:rPr>
-        <w:t>}}</w:t>
+        <w:t>{{dib_director_keyresume}}</w:t>
+      </w:r>
+    </w:p>
+    <w:p>
+      <w:pPr>
+        <w:rPr>
+          <w:rFonts w:hint="eastAsia"/>
+        </w:rPr>
+      </w:pPr>
+      <w:r>
+        <w:rPr>
+          <w:rFonts w:ascii="微软雅黑" w:eastAsia="微软雅黑" w:hAnsi="微软雅黑" w:cs="微软雅黑"/>
+          <w:sz w:val="20"/>
+        </w:rPr>
+        <w:t>{{dib_manage_business_and_products}}</w:t>
+      </w:r>
+    </w:p>
+    <w:p>
+      <w:pPr>
+        <w:rPr>
+          <w:rFonts w:hint="eastAsia"/>
+        </w:rPr>
+      </w:pPr>
+      <w:r>
+        <w:rPr>
+          <w:rFonts w:ascii="微软雅黑" w:eastAsia="微软雅黑" w:hAnsi="微软雅黑" w:cs="微软雅黑"/>
+          <w:sz w:val="20"/>
+        </w:rPr>
+        <w:t>{{dib_manage_business_circumstance}}</w:t>
       </w:r>
     </w:p>
     <w:p>
@@ -1445,23 +868,7 @@
           <w:rFonts w:ascii="微软雅黑" w:eastAsia="微软雅黑" w:hAnsi="微软雅黑" w:cs="微软雅黑"/>
           <w:sz w:val="20"/>
         </w:rPr>
-        <w:t>{{</w:t>
-      </w:r>
-      <w:proofErr w:type="spellStart"/>
-      <w:r>
-        <w:rPr>
-          <w:rFonts w:ascii="微软雅黑" w:eastAsia="微软雅黑" w:hAnsi="微软雅黑" w:cs="微软雅黑"/>
-          <w:sz w:val="20"/>
-        </w:rPr>
-        <w:t>balance_sheet_key_items</w:t>
-      </w:r>
-      <w:proofErr w:type="spellEnd"/>
-      <w:r>
-        <w:rPr>
-          <w:rFonts w:ascii="微软雅黑" w:eastAsia="微软雅黑" w:hAnsi="微软雅黑" w:cs="微软雅黑"/>
-          <w:sz w:val="20"/>
-        </w:rPr>
-        <w:t>}}</w:t>
+        <w:t>{{balance_sheet_key_items}}</w:t>
       </w:r>
     </w:p>
     <w:p>
@@ -1505,23 +912,7 @@
           <w:rFonts w:ascii="微软雅黑" w:eastAsia="微软雅黑" w:hAnsi="微软雅黑" w:cs="微软雅黑"/>
           <w:sz w:val="20"/>
         </w:rPr>
-        <w:t>{{</w:t>
-      </w:r>
-      <w:proofErr w:type="spellStart"/>
-      <w:r>
-        <w:rPr>
-          <w:rFonts w:ascii="微软雅黑" w:eastAsia="微软雅黑" w:hAnsi="微软雅黑" w:cs="微软雅黑"/>
-          <w:sz w:val="20"/>
-        </w:rPr>
-        <w:t>profit_sheet_key_items</w:t>
-      </w:r>
-      <w:proofErr w:type="spellEnd"/>
-      <w:r>
-        <w:rPr>
-          <w:rFonts w:ascii="微软雅黑" w:eastAsia="微软雅黑" w:hAnsi="微软雅黑" w:cs="微软雅黑"/>
-          <w:sz w:val="20"/>
-        </w:rPr>
-        <w:t>}}</w:t>
+        <w:t>{{profit_sheet_key_items}}</w:t>
       </w:r>
     </w:p>
     <w:sectPr>
